--- a/tai-lieu/02_Phieu-hoc-tap_STEM_Toan8.docx
+++ b/tai-lieu/02_Phieu-hoc-tap_STEM_Toan8.docx
@@ -49,7 +49,7 @@
           <w:iCs/>
           <w:i/>
         </w:rPr>
-        <w:t xml:space="preserve">Bài học STEM "Kỹ sư nhí và đêm hội Halloween" – Toán 8. Họ tên: ……………………… Nhóm: …… Lớp: ……</w:t>
+        <w:t>Bài học STEM "Hình thoi, hình vuông trong thiết kế sản phẩm STEM" – Toán 8. Họ tên: ……………………… Nhóm: …… Lớp: ……</w:t>
       </w:r>
     </w:p>
     <w:bookmarkStart w:id="26" w:name="phieu"/>
@@ -1606,6 +1606,8 @@
     <w:bookmarkEnd w:id="26"/>
     <w:bookmarkEnd w:id="27"/>
     <w:sectPr>
+      <w:headerReference w:type="default" r:id="rId9"/>
+      <w:footerReference w:type="default" r:id="rId10"/>
       <w:pgSz w:h="16838" w:w="11906"/>
       <w:pgMar w:bottom="1134" w:left="1417" w:right="850" w:top="1134"/>
     </w:sectPr>
@@ -1615,6 +1617,16 @@
 
 <file path=word/comments.xml><?xml version="1.0" encoding="utf-8"?>
 <w:comments xmlns:w="http://schemas.openxmlformats.org/wordprocessingml/2006/main" xmlns:m="http://schemas.openxmlformats.org/officeDocument/2006/math" xmlns:r="http://schemas.openxmlformats.org/officeDocument/2006/relationships" xmlns:o="urn:schemas-microsoft-com:office:office" xmlns:v="urn:schemas-microsoft-com:vml" xmlns:w10="urn:schemas-microsoft-com:office:word" xmlns:a="http://schemas.openxmlformats.org/drawingml/2006/main" xmlns:pic="http://schemas.openxmlformats.org/drawingml/2006/picture" xmlns:wp="http://schemas.openxmlformats.org/drawingml/2006/wordprocessingDrawing"/>
+</file>
+
+<file path=word/footer1.xml><?xml version="1.0" encoding="utf-8"?>
+<w:ftr xmlns:m="http://schemas.openxmlformats.org/officeDocument/2006/math" xmlns:mc="http://schemas.openxmlformats.org/markup-compatibility/2006" xmlns:mo="http://schemas.microsoft.com/office/mac/office/2008/main" xmlns:mv="urn:schemas-microsoft-com:mac:vml" xmlns:o="urn:schemas-microsoft-com:office:office" xmlns:r="http://schemas.openxmlformats.org/officeDocument/2006/relationships" xmlns:v="urn:schemas-microsoft-com:vml" xmlns:w10="urn:schemas-microsoft-com:office:word" xmlns:w14="http://schemas.microsoft.com/office/word/2010/wordml" xmlns:w="http://schemas.openxmlformats.org/wordprocessingml/2006/main" xmlns:wne="http://schemas.microsoft.com/office/word/2006/wordml" xmlns:wp14="http://schemas.microsoft.com/office/word/2010/wordprocessingDrawing" xmlns:wp="http://schemas.openxmlformats.org/drawingml/2006/wordprocessingDrawing" xmlns:wpc="http://schemas.microsoft.com/office/word/2010/wordprocessingCanvas" xmlns:wpg="http://schemas.microsoft.com/office/word/2010/wordprocessingGroup" xmlns:wpi="http://schemas.microsoft.com/office/word/2010/wordprocessingInk" xmlns:wps="http://schemas.microsoft.com/office/word/2010/wordprocessingShape" mc:Ignorable="w14 wp14">
+  <w:p>
+    <w:pPr>
+      <w:pStyle w:val="Footer"/>
+    </w:pPr>
+  </w:p>
+</w:ftr>
 </file>
 
 <file path=word/footnotes.xml><?xml version="1.0" encoding="utf-8"?>
@@ -1634,6 +1646,16 @@
     </w:p>
   </w:footnote>
 </w:footnotes>
+</file>
+
+<file path=word/header1.xml><?xml version="1.0" encoding="utf-8"?>
+<w:hdr xmlns:m="http://schemas.openxmlformats.org/officeDocument/2006/math" xmlns:mc="http://schemas.openxmlformats.org/markup-compatibility/2006" xmlns:mo="http://schemas.microsoft.com/office/mac/office/2008/main" xmlns:mv="urn:schemas-microsoft-com:mac:vml" xmlns:o="urn:schemas-microsoft-com:office:office" xmlns:r="http://schemas.openxmlformats.org/officeDocument/2006/relationships" xmlns:v="urn:schemas-microsoft-com:vml" xmlns:w10="urn:schemas-microsoft-com:office:word" xmlns:w14="http://schemas.microsoft.com/office/word/2010/wordml" xmlns:w="http://schemas.openxmlformats.org/wordprocessingml/2006/main" xmlns:wne="http://schemas.microsoft.com/office/word/2006/wordml" xmlns:wp14="http://schemas.microsoft.com/office/word/2010/wordprocessingDrawing" xmlns:wp="http://schemas.openxmlformats.org/drawingml/2006/wordprocessingDrawing" xmlns:wpc="http://schemas.microsoft.com/office/word/2010/wordprocessingCanvas" xmlns:wpg="http://schemas.microsoft.com/office/word/2010/wordprocessingGroup" xmlns:wpi="http://schemas.microsoft.com/office/word/2010/wordprocessingInk" xmlns:wps="http://schemas.microsoft.com/office/word/2010/wordprocessingShape" mc:Ignorable="w14 wp14">
+  <w:p>
+    <w:pPr>
+      <w:pStyle w:val="Header"/>
+    </w:pPr>
+  </w:p>
+</w:hdr>
 </file>
 
 <file path=word/numbering.xml><?xml version="1.0" encoding="utf-8"?>
